--- a/public/tours/domestic/east_and_west_india/itineraries/8 Days Meghalaya Grand Tour.docx
+++ b/public/tours/domestic/east_and_west_india/itineraries/8 Days Meghalaya Grand Tour.docx
@@ -1,6 +1,6 @@
 
 <file path=word/document.xml><?xml version="1.0" encoding="utf-8"?>
-<w:document xmlns:wpc="http://schemas.microsoft.com/office/word/2010/wordprocessingCanvas" xmlns:mc="http://schemas.openxmlformats.org/markup-compatibility/2006" xmlns:o="urn:schemas-microsoft-com:office:office" xmlns:r="http://schemas.openxmlformats.org/officeDocument/2006/relationships" xmlns:m="http://schemas.openxmlformats.org/officeDocument/2006/math" xmlns:v="urn:schemas-microsoft-com:vml" xmlns:wp14="http://schemas.microsoft.com/office/word/2010/wordprocessingDrawing" xmlns:wp="http://schemas.openxmlformats.org/drawingml/2006/wordprocessingDrawing" xmlns:w10="urn:schemas-microsoft-com:office:word" xmlns:w="http://schemas.openxmlformats.org/wordprocessingml/2006/main" xmlns:w14="http://schemas.microsoft.com/office/word/2010/wordml" xmlns:w15="http://schemas.microsoft.com/office/word/2012/wordml" xmlns:wpg="http://schemas.microsoft.com/office/word/2010/wordprocessingGroup" xmlns:wpi="http://schemas.microsoft.com/office/word/2010/wordprocessingInk" xmlns:wne="http://schemas.microsoft.com/office/word/2006/wordml" xmlns:wps="http://schemas.microsoft.com/office/word/2010/wordprocessingShape" mc:Ignorable="w14 w15 wp14">
+<w:document xmlns:wpc="http://schemas.microsoft.com/office/word/2010/wordprocessingCanvas" xmlns:cx="http://schemas.microsoft.com/office/drawing/2014/chartex" xmlns:cx1="http://schemas.microsoft.com/office/drawing/2015/9/8/chartex" xmlns:cx2="http://schemas.microsoft.com/office/drawing/2015/10/21/chartex" xmlns:cx3="http://schemas.microsoft.com/office/drawing/2016/5/9/chartex" xmlns:cx4="http://schemas.microsoft.com/office/drawing/2016/5/10/chartex" xmlns:cx5="http://schemas.microsoft.com/office/drawing/2016/5/11/chartex" xmlns:cx6="http://schemas.microsoft.com/office/drawing/2016/5/12/chartex" xmlns:cx7="http://schemas.microsoft.com/office/drawing/2016/5/13/chartex" xmlns:cx8="http://schemas.microsoft.com/office/drawing/2016/5/14/chartex" xmlns:mc="http://schemas.openxmlformats.org/markup-compatibility/2006" xmlns:aink="http://schemas.microsoft.com/office/drawing/2016/ink" xmlns:am3d="http://schemas.microsoft.com/office/drawing/2017/model3d" xmlns:o="urn:schemas-microsoft-com:office:office" xmlns:r="http://schemas.openxmlformats.org/officeDocument/2006/relationships" xmlns:m="http://schemas.openxmlformats.org/officeDocument/2006/math" xmlns:v="urn:schemas-microsoft-com:vml" xmlns:wp14="http://schemas.microsoft.com/office/word/2010/wordprocessingDrawing" xmlns:wp="http://schemas.openxmlformats.org/drawingml/2006/wordprocessingDrawing" xmlns:w10="urn:schemas-microsoft-com:office:word" xmlns:w="http://schemas.openxmlformats.org/wordprocessingml/2006/main" xmlns:w14="http://schemas.microsoft.com/office/word/2010/wordml" xmlns:w15="http://schemas.microsoft.com/office/word/2012/wordml" xmlns:w16cid="http://schemas.microsoft.com/office/word/2016/wordml/cid" xmlns:w16se="http://schemas.microsoft.com/office/word/2015/wordml/symex" xmlns:wpg="http://schemas.microsoft.com/office/word/2010/wordprocessingGroup" xmlns:wpi="http://schemas.microsoft.com/office/word/2010/wordprocessingInk" xmlns:wne="http://schemas.microsoft.com/office/word/2006/wordml" xmlns:wps="http://schemas.microsoft.com/office/word/2010/wordprocessingShape" mc:Ignorable="w14 w15 w16se w16cid wp14">
   <w:body>
     <w:p>
       <w:pPr>
@@ -45,6 +45,24 @@
           <v:rect id="_x0000_i1025" style="width:0;height:1.5pt" o:hralign="center" o:hrstd="t" o:hr="t" fillcolor="#a0a0a0" stroked="f"/>
         </w:pict>
       </w:r>
+    </w:p>
+    <w:p>
+      <w:pPr>
+        <w:rPr>
+          <w:rFonts w:ascii="Arial" w:hAnsi="Arial" w:cs="Arial"/>
+          <w:b/>
+          <w:bCs/>
+        </w:rPr>
+      </w:pPr>
+    </w:p>
+    <w:p>
+      <w:pPr>
+        <w:rPr>
+          <w:rFonts w:ascii="Arial" w:hAnsi="Arial" w:cs="Arial"/>
+        </w:rPr>
+      </w:pPr>
+      <w:bookmarkStart w:id="0" w:name="_GoBack"/>
+      <w:bookmarkEnd w:id="0"/>
       <w:r>
         <w:rPr>
           <w:rFonts w:ascii="Arial" w:hAnsi="Arial" w:cs="Arial"/>
@@ -278,21 +296,7 @@
         <w:rPr>
           <w:rFonts w:ascii="Arial" w:hAnsi="Arial" w:cs="Arial"/>
         </w:rPr>
-        <w:t xml:space="preserve"> </w:t>
-      </w:r>
-      <w:proofErr w:type="spellStart"/>
-      <w:r>
-        <w:rPr>
-          <w:rFonts w:ascii="Arial" w:hAnsi="Arial" w:cs="Arial"/>
-        </w:rPr>
-        <w:t>Suri</w:t>
-      </w:r>
-      <w:proofErr w:type="spellEnd"/>
-      <w:r>
-        <w:rPr>
-          <w:rFonts w:ascii="Arial" w:hAnsi="Arial" w:cs="Arial"/>
-        </w:rPr>
-        <w:t xml:space="preserve"> &amp; </w:t>
+        <w:t xml:space="preserve"> Suri &amp; </w:t>
       </w:r>
       <w:proofErr w:type="spellStart"/>
       <w:r>
@@ -766,6 +770,7 @@
           <w:b/>
           <w:bCs/>
         </w:rPr>
+        <w:lastRenderedPageBreak/>
         <w:t xml:space="preserve">Day 04: </w:t>
       </w:r>
       <w:proofErr w:type="spellStart"/>
@@ -837,14 +842,7 @@
         <w:rPr>
           <w:rFonts w:ascii="Arial" w:hAnsi="Arial" w:cs="Arial"/>
         </w:rPr>
-        <w:t xml:space="preserve"> Canyon </w:t>
-      </w:r>
-      <w:r>
-        <w:rPr>
-          <w:rFonts w:ascii="Arial" w:hAnsi="Arial" w:cs="Arial"/>
-        </w:rPr>
-        <w:lastRenderedPageBreak/>
-        <w:t xml:space="preserve">viewpoint, </w:t>
+        <w:t xml:space="preserve"> Canyon viewpoint, </w:t>
       </w:r>
       <w:proofErr w:type="spellStart"/>
       <w:r>
@@ -858,21 +856,7 @@
         <w:rPr>
           <w:rFonts w:ascii="Arial" w:hAnsi="Arial" w:cs="Arial"/>
         </w:rPr>
-        <w:t xml:space="preserve"> </w:t>
-      </w:r>
-      <w:proofErr w:type="spellStart"/>
-      <w:r>
-        <w:rPr>
-          <w:rFonts w:ascii="Arial" w:hAnsi="Arial" w:cs="Arial"/>
-        </w:rPr>
-        <w:t>Suri</w:t>
-      </w:r>
-      <w:proofErr w:type="spellEnd"/>
-      <w:r>
-        <w:rPr>
-          <w:rFonts w:ascii="Arial" w:hAnsi="Arial" w:cs="Arial"/>
-        </w:rPr>
-        <w:t xml:space="preserve"> Falls, and </w:t>
+        <w:t xml:space="preserve"> Suri Falls, and </w:t>
       </w:r>
       <w:proofErr w:type="spellStart"/>
       <w:r>
@@ -1041,8 +1025,6 @@
         </w:rPr>
         <w:t>Trip Cost Breakdown</w:t>
       </w:r>
-      <w:bookmarkStart w:id="0" w:name="_GoBack"/>
-      <w:bookmarkEnd w:id="0"/>
     </w:p>
     <w:p>
       <w:pPr>
@@ -1082,6 +1064,34 @@
         <w:rPr>
           <w:rFonts w:ascii="Arial" w:hAnsi="Arial" w:cs="Arial"/>
         </w:rPr>
+        <w:t xml:space="preserve">, </w:t>
+      </w:r>
+      <w:proofErr w:type="gramStart"/>
+      <w:r>
+        <w:rPr>
+          <w:rFonts w:ascii="Arial" w:hAnsi="Arial" w:cs="Arial"/>
+        </w:rPr>
+        <w:t>01 night</w:t>
+      </w:r>
+      <w:proofErr w:type="gramEnd"/>
+      <w:r>
+        <w:rPr>
+          <w:rFonts w:ascii="Arial" w:hAnsi="Arial" w:cs="Arial"/>
+        </w:rPr>
+        <w:t xml:space="preserve"> </w:t>
+      </w:r>
+      <w:proofErr w:type="spellStart"/>
+      <w:r>
+        <w:rPr>
+          <w:rFonts w:ascii="Arial" w:hAnsi="Arial" w:cs="Arial"/>
+        </w:rPr>
+        <w:t>Cherrapunji</w:t>
+      </w:r>
+      <w:proofErr w:type="spellEnd"/>
+      <w:r>
+        <w:rPr>
+          <w:rFonts w:ascii="Arial" w:hAnsi="Arial" w:cs="Arial"/>
+        </w:rPr>
         <w:t xml:space="preserve">, 01 night </w:t>
       </w:r>
       <w:proofErr w:type="spellStart"/>
@@ -1089,20 +1099,6 @@
         <w:rPr>
           <w:rFonts w:ascii="Arial" w:hAnsi="Arial" w:cs="Arial"/>
         </w:rPr>
-        <w:t>Cherrapunji</w:t>
-      </w:r>
-      <w:proofErr w:type="spellEnd"/>
-      <w:r>
-        <w:rPr>
-          <w:rFonts w:ascii="Arial" w:hAnsi="Arial" w:cs="Arial"/>
-        </w:rPr>
-        <w:t xml:space="preserve">, 01 night </w:t>
-      </w:r>
-      <w:proofErr w:type="spellStart"/>
-      <w:r>
-        <w:rPr>
-          <w:rFonts w:ascii="Arial" w:hAnsi="Arial" w:cs="Arial"/>
-        </w:rPr>
         <w:t>Mawlynnong</w:t>
       </w:r>
       <w:proofErr w:type="spellEnd"/>
@@ -1152,16 +1148,8 @@
           <w:rFonts w:ascii="Arial" w:hAnsi="Arial" w:cs="Arial"/>
         </w:rPr>
         <w:br/>
-        <w:t>• MAPAI meal plan (Breakfast &amp; Dinner</w:t>
-      </w:r>
-      <w:proofErr w:type="gramStart"/>
-      <w:r>
-        <w:rPr>
-          <w:rFonts w:ascii="Arial" w:hAnsi="Arial" w:cs="Arial"/>
-        </w:rPr>
-        <w:t>)</w:t>
-      </w:r>
-      <w:proofErr w:type="gramEnd"/>
+        <w:t>• MAPAI meal plan (Breakfast &amp; Dinner)</w:t>
+      </w:r>
       <w:r>
         <w:rPr>
           <w:rFonts w:ascii="Arial" w:hAnsi="Arial" w:cs="Arial"/>
@@ -1332,21 +1320,13 @@
           <w:rFonts w:ascii="Arial" w:hAnsi="Arial" w:cs="Arial"/>
         </w:rPr>
         <w:br/>
-        <w:t xml:space="preserve">• </w:t>
-      </w:r>
-      <w:proofErr w:type="gramStart"/>
-      <w:r>
-        <w:rPr>
-          <w:rFonts w:ascii="Arial" w:hAnsi="Arial" w:cs="Arial"/>
-        </w:rPr>
-        <w:t>Anything</w:t>
-      </w:r>
-      <w:proofErr w:type="gramEnd"/>
-      <w:r>
-        <w:rPr>
-          <w:rFonts w:ascii="Arial" w:hAnsi="Arial" w:cs="Arial"/>
-        </w:rPr>
-        <w:t xml:space="preserve"> not mentioned in inclusions</w:t>
+      </w:r>
+      <w:r>
+        <w:rPr>
+          <w:rFonts w:ascii="Arial" w:hAnsi="Arial" w:cs="Arial"/>
+        </w:rPr>
+        <w:lastRenderedPageBreak/>
+        <w:t>• Anything not mentioned in inclusions</w:t>
       </w:r>
       <w:r>
         <w:rPr>
@@ -1377,7 +1357,7 @@
 </file>
 
 <file path=word/endnotes.xml><?xml version="1.0" encoding="utf-8"?>
-<w:endnotes xmlns:wpc="http://schemas.microsoft.com/office/word/2010/wordprocessingCanvas" xmlns:mc="http://schemas.openxmlformats.org/markup-compatibility/2006" xmlns:o="urn:schemas-microsoft-com:office:office" xmlns:r="http://schemas.openxmlformats.org/officeDocument/2006/relationships" xmlns:m="http://schemas.openxmlformats.org/officeDocument/2006/math" xmlns:v="urn:schemas-microsoft-com:vml" xmlns:wp14="http://schemas.microsoft.com/office/word/2010/wordprocessingDrawing" xmlns:wp="http://schemas.openxmlformats.org/drawingml/2006/wordprocessingDrawing" xmlns:w10="urn:schemas-microsoft-com:office:word" xmlns:w="http://schemas.openxmlformats.org/wordprocessingml/2006/main" xmlns:w14="http://schemas.microsoft.com/office/word/2010/wordml" xmlns:w15="http://schemas.microsoft.com/office/word/2012/wordml" xmlns:wpg="http://schemas.microsoft.com/office/word/2010/wordprocessingGroup" xmlns:wpi="http://schemas.microsoft.com/office/word/2010/wordprocessingInk" xmlns:wne="http://schemas.microsoft.com/office/word/2006/wordml" xmlns:wps="http://schemas.microsoft.com/office/word/2010/wordprocessingShape" mc:Ignorable="w14 w15 wp14">
+<w:endnotes xmlns:wpc="http://schemas.microsoft.com/office/word/2010/wordprocessingCanvas" xmlns:cx="http://schemas.microsoft.com/office/drawing/2014/chartex" xmlns:cx1="http://schemas.microsoft.com/office/drawing/2015/9/8/chartex" xmlns:cx2="http://schemas.microsoft.com/office/drawing/2015/10/21/chartex" xmlns:cx3="http://schemas.microsoft.com/office/drawing/2016/5/9/chartex" xmlns:cx4="http://schemas.microsoft.com/office/drawing/2016/5/10/chartex" xmlns:cx5="http://schemas.microsoft.com/office/drawing/2016/5/11/chartex" xmlns:cx6="http://schemas.microsoft.com/office/drawing/2016/5/12/chartex" xmlns:cx7="http://schemas.microsoft.com/office/drawing/2016/5/13/chartex" xmlns:cx8="http://schemas.microsoft.com/office/drawing/2016/5/14/chartex" xmlns:mc="http://schemas.openxmlformats.org/markup-compatibility/2006" xmlns:aink="http://schemas.microsoft.com/office/drawing/2016/ink" xmlns:am3d="http://schemas.microsoft.com/office/drawing/2017/model3d" xmlns:o="urn:schemas-microsoft-com:office:office" xmlns:r="http://schemas.openxmlformats.org/officeDocument/2006/relationships" xmlns:m="http://schemas.openxmlformats.org/officeDocument/2006/math" xmlns:v="urn:schemas-microsoft-com:vml" xmlns:wp14="http://schemas.microsoft.com/office/word/2010/wordprocessingDrawing" xmlns:wp="http://schemas.openxmlformats.org/drawingml/2006/wordprocessingDrawing" xmlns:w10="urn:schemas-microsoft-com:office:word" xmlns:w="http://schemas.openxmlformats.org/wordprocessingml/2006/main" xmlns:w14="http://schemas.microsoft.com/office/word/2010/wordml" xmlns:w15="http://schemas.microsoft.com/office/word/2012/wordml" xmlns:w16cid="http://schemas.microsoft.com/office/word/2016/wordml/cid" xmlns:w16se="http://schemas.microsoft.com/office/word/2015/wordml/symex" xmlns:wpg="http://schemas.microsoft.com/office/word/2010/wordprocessingGroup" xmlns:wpi="http://schemas.microsoft.com/office/word/2010/wordprocessingInk" xmlns:wne="http://schemas.microsoft.com/office/word/2006/wordml" xmlns:wps="http://schemas.microsoft.com/office/word/2010/wordprocessingShape" mc:Ignorable="w14 w15 w16se w16cid wp14">
   <w:endnote w:type="separator" w:id="-1">
     <w:p>
       <w:pPr>
@@ -1402,7 +1382,7 @@
 </file>
 
 <file path=word/footer1.xml><?xml version="1.0" encoding="utf-8"?>
-<w:ftr xmlns:wpc="http://schemas.microsoft.com/office/word/2010/wordprocessingCanvas" xmlns:mc="http://schemas.openxmlformats.org/markup-compatibility/2006" xmlns:o="urn:schemas-microsoft-com:office:office" xmlns:r="http://schemas.openxmlformats.org/officeDocument/2006/relationships" xmlns:m="http://schemas.openxmlformats.org/officeDocument/2006/math" xmlns:v="urn:schemas-microsoft-com:vml" xmlns:wp14="http://schemas.microsoft.com/office/word/2010/wordprocessingDrawing" xmlns:wp="http://schemas.openxmlformats.org/drawingml/2006/wordprocessingDrawing" xmlns:w10="urn:schemas-microsoft-com:office:word" xmlns:w="http://schemas.openxmlformats.org/wordprocessingml/2006/main" xmlns:w14="http://schemas.microsoft.com/office/word/2010/wordml" xmlns:w15="http://schemas.microsoft.com/office/word/2012/wordml" xmlns:wpg="http://schemas.microsoft.com/office/word/2010/wordprocessingGroup" xmlns:wpi="http://schemas.microsoft.com/office/word/2010/wordprocessingInk" xmlns:wne="http://schemas.microsoft.com/office/word/2006/wordml" xmlns:wps="http://schemas.microsoft.com/office/word/2010/wordprocessingShape" mc:Ignorable="w14 w15 wp14">
+<w:ftr xmlns:wpc="http://schemas.microsoft.com/office/word/2010/wordprocessingCanvas" xmlns:cx="http://schemas.microsoft.com/office/drawing/2014/chartex" xmlns:cx1="http://schemas.microsoft.com/office/drawing/2015/9/8/chartex" xmlns:cx2="http://schemas.microsoft.com/office/drawing/2015/10/21/chartex" xmlns:cx3="http://schemas.microsoft.com/office/drawing/2016/5/9/chartex" xmlns:cx4="http://schemas.microsoft.com/office/drawing/2016/5/10/chartex" xmlns:cx5="http://schemas.microsoft.com/office/drawing/2016/5/11/chartex" xmlns:cx6="http://schemas.microsoft.com/office/drawing/2016/5/12/chartex" xmlns:cx7="http://schemas.microsoft.com/office/drawing/2016/5/13/chartex" xmlns:cx8="http://schemas.microsoft.com/office/drawing/2016/5/14/chartex" xmlns:mc="http://schemas.openxmlformats.org/markup-compatibility/2006" xmlns:aink="http://schemas.microsoft.com/office/drawing/2016/ink" xmlns:am3d="http://schemas.microsoft.com/office/drawing/2017/model3d" xmlns:o="urn:schemas-microsoft-com:office:office" xmlns:r="http://schemas.openxmlformats.org/officeDocument/2006/relationships" xmlns:m="http://schemas.openxmlformats.org/officeDocument/2006/math" xmlns:v="urn:schemas-microsoft-com:vml" xmlns:wp14="http://schemas.microsoft.com/office/word/2010/wordprocessingDrawing" xmlns:wp="http://schemas.openxmlformats.org/drawingml/2006/wordprocessingDrawing" xmlns:w10="urn:schemas-microsoft-com:office:word" xmlns:w="http://schemas.openxmlformats.org/wordprocessingml/2006/main" xmlns:w14="http://schemas.microsoft.com/office/word/2010/wordml" xmlns:w15="http://schemas.microsoft.com/office/word/2012/wordml" xmlns:w16cid="http://schemas.microsoft.com/office/word/2016/wordml/cid" xmlns:w16se="http://schemas.microsoft.com/office/word/2015/wordml/symex" xmlns:wpg="http://schemas.microsoft.com/office/word/2010/wordprocessingGroup" xmlns:wpi="http://schemas.microsoft.com/office/word/2010/wordprocessingInk" xmlns:wne="http://schemas.microsoft.com/office/word/2006/wordml" xmlns:wps="http://schemas.microsoft.com/office/word/2010/wordprocessingShape" mc:Ignorable="w14 w15 w16se w16cid wp14">
   <w:p>
     <w:pPr>
       <w:pStyle w:val="Footer"/>
@@ -1455,7 +1435,7 @@
 </file>
 
 <file path=word/footnotes.xml><?xml version="1.0" encoding="utf-8"?>
-<w:footnotes xmlns:wpc="http://schemas.microsoft.com/office/word/2010/wordprocessingCanvas" xmlns:mc="http://schemas.openxmlformats.org/markup-compatibility/2006" xmlns:o="urn:schemas-microsoft-com:office:office" xmlns:r="http://schemas.openxmlformats.org/officeDocument/2006/relationships" xmlns:m="http://schemas.openxmlformats.org/officeDocument/2006/math" xmlns:v="urn:schemas-microsoft-com:vml" xmlns:wp14="http://schemas.microsoft.com/office/word/2010/wordprocessingDrawing" xmlns:wp="http://schemas.openxmlformats.org/drawingml/2006/wordprocessingDrawing" xmlns:w10="urn:schemas-microsoft-com:office:word" xmlns:w="http://schemas.openxmlformats.org/wordprocessingml/2006/main" xmlns:w14="http://schemas.microsoft.com/office/word/2010/wordml" xmlns:w15="http://schemas.microsoft.com/office/word/2012/wordml" xmlns:wpg="http://schemas.microsoft.com/office/word/2010/wordprocessingGroup" xmlns:wpi="http://schemas.microsoft.com/office/word/2010/wordprocessingInk" xmlns:wne="http://schemas.microsoft.com/office/word/2006/wordml" xmlns:wps="http://schemas.microsoft.com/office/word/2010/wordprocessingShape" mc:Ignorable="w14 w15 wp14">
+<w:footnotes xmlns:wpc="http://schemas.microsoft.com/office/word/2010/wordprocessingCanvas" xmlns:cx="http://schemas.microsoft.com/office/drawing/2014/chartex" xmlns:cx1="http://schemas.microsoft.com/office/drawing/2015/9/8/chartex" xmlns:cx2="http://schemas.microsoft.com/office/drawing/2015/10/21/chartex" xmlns:cx3="http://schemas.microsoft.com/office/drawing/2016/5/9/chartex" xmlns:cx4="http://schemas.microsoft.com/office/drawing/2016/5/10/chartex" xmlns:cx5="http://schemas.microsoft.com/office/drawing/2016/5/11/chartex" xmlns:cx6="http://schemas.microsoft.com/office/drawing/2016/5/12/chartex" xmlns:cx7="http://schemas.microsoft.com/office/drawing/2016/5/13/chartex" xmlns:cx8="http://schemas.microsoft.com/office/drawing/2016/5/14/chartex" xmlns:mc="http://schemas.openxmlformats.org/markup-compatibility/2006" xmlns:aink="http://schemas.microsoft.com/office/drawing/2016/ink" xmlns:am3d="http://schemas.microsoft.com/office/drawing/2017/model3d" xmlns:o="urn:schemas-microsoft-com:office:office" xmlns:r="http://schemas.openxmlformats.org/officeDocument/2006/relationships" xmlns:m="http://schemas.openxmlformats.org/officeDocument/2006/math" xmlns:v="urn:schemas-microsoft-com:vml" xmlns:wp14="http://schemas.microsoft.com/office/word/2010/wordprocessingDrawing" xmlns:wp="http://schemas.openxmlformats.org/drawingml/2006/wordprocessingDrawing" xmlns:w10="urn:schemas-microsoft-com:office:word" xmlns:w="http://schemas.openxmlformats.org/wordprocessingml/2006/main" xmlns:w14="http://schemas.microsoft.com/office/word/2010/wordml" xmlns:w15="http://schemas.microsoft.com/office/word/2012/wordml" xmlns:w16cid="http://schemas.microsoft.com/office/word/2016/wordml/cid" xmlns:w16se="http://schemas.microsoft.com/office/word/2015/wordml/symex" xmlns:wpg="http://schemas.microsoft.com/office/word/2010/wordprocessingGroup" xmlns:wpi="http://schemas.microsoft.com/office/word/2010/wordprocessingInk" xmlns:wne="http://schemas.microsoft.com/office/word/2006/wordml" xmlns:wps="http://schemas.microsoft.com/office/word/2010/wordprocessingShape" mc:Ignorable="w14 w15 w16se w16cid wp14">
   <w:footnote w:type="separator" w:id="-1">
     <w:p>
       <w:pPr>
@@ -1480,7 +1460,7 @@
 </file>
 
 <file path=word/header1.xml><?xml version="1.0" encoding="utf-8"?>
-<w:hdr xmlns:wpc="http://schemas.microsoft.com/office/word/2010/wordprocessingCanvas" xmlns:mc="http://schemas.openxmlformats.org/markup-compatibility/2006" xmlns:o="urn:schemas-microsoft-com:office:office" xmlns:r="http://schemas.openxmlformats.org/officeDocument/2006/relationships" xmlns:m="http://schemas.openxmlformats.org/officeDocument/2006/math" xmlns:v="urn:schemas-microsoft-com:vml" xmlns:wp14="http://schemas.microsoft.com/office/word/2010/wordprocessingDrawing" xmlns:wp="http://schemas.openxmlformats.org/drawingml/2006/wordprocessingDrawing" xmlns:w10="urn:schemas-microsoft-com:office:word" xmlns:w="http://schemas.openxmlformats.org/wordprocessingml/2006/main" xmlns:w14="http://schemas.microsoft.com/office/word/2010/wordml" xmlns:w15="http://schemas.microsoft.com/office/word/2012/wordml" xmlns:wpg="http://schemas.microsoft.com/office/word/2010/wordprocessingGroup" xmlns:wpi="http://schemas.microsoft.com/office/word/2010/wordprocessingInk" xmlns:wne="http://schemas.microsoft.com/office/word/2006/wordml" xmlns:wps="http://schemas.microsoft.com/office/word/2010/wordprocessingShape" mc:Ignorable="w14 w15 wp14">
+<w:hdr xmlns:wpc="http://schemas.microsoft.com/office/word/2010/wordprocessingCanvas" xmlns:cx="http://schemas.microsoft.com/office/drawing/2014/chartex" xmlns:cx1="http://schemas.microsoft.com/office/drawing/2015/9/8/chartex" xmlns:cx2="http://schemas.microsoft.com/office/drawing/2015/10/21/chartex" xmlns:cx3="http://schemas.microsoft.com/office/drawing/2016/5/9/chartex" xmlns:cx4="http://schemas.microsoft.com/office/drawing/2016/5/10/chartex" xmlns:cx5="http://schemas.microsoft.com/office/drawing/2016/5/11/chartex" xmlns:cx6="http://schemas.microsoft.com/office/drawing/2016/5/12/chartex" xmlns:cx7="http://schemas.microsoft.com/office/drawing/2016/5/13/chartex" xmlns:cx8="http://schemas.microsoft.com/office/drawing/2016/5/14/chartex" xmlns:mc="http://schemas.openxmlformats.org/markup-compatibility/2006" xmlns:aink="http://schemas.microsoft.com/office/drawing/2016/ink" xmlns:am3d="http://schemas.microsoft.com/office/drawing/2017/model3d" xmlns:o="urn:schemas-microsoft-com:office:office" xmlns:r="http://schemas.openxmlformats.org/officeDocument/2006/relationships" xmlns:m="http://schemas.openxmlformats.org/officeDocument/2006/math" xmlns:v="urn:schemas-microsoft-com:vml" xmlns:wp14="http://schemas.microsoft.com/office/word/2010/wordprocessingDrawing" xmlns:wp="http://schemas.openxmlformats.org/drawingml/2006/wordprocessingDrawing" xmlns:w10="urn:schemas-microsoft-com:office:word" xmlns:w="http://schemas.openxmlformats.org/wordprocessingml/2006/main" xmlns:w14="http://schemas.microsoft.com/office/word/2010/wordml" xmlns:w15="http://schemas.microsoft.com/office/word/2012/wordml" xmlns:w16cid="http://schemas.microsoft.com/office/word/2016/wordml/cid" xmlns:w16se="http://schemas.microsoft.com/office/word/2015/wordml/symex" xmlns:wpg="http://schemas.microsoft.com/office/word/2010/wordprocessingGroup" xmlns:wpi="http://schemas.microsoft.com/office/word/2010/wordprocessingInk" xmlns:wne="http://schemas.microsoft.com/office/word/2006/wordml" xmlns:wps="http://schemas.microsoft.com/office/word/2010/wordprocessingShape" mc:Ignorable="w14 w15 w16se w16cid wp14">
   <w:p>
     <w:pPr>
       <w:pStyle w:val="Header"/>
@@ -1570,8 +1550,8 @@
 </file>
 
 <file path=word/numbering.xml><?xml version="1.0" encoding="utf-8"?>
-<w:numbering xmlns:wpc="http://schemas.microsoft.com/office/word/2010/wordprocessingCanvas" xmlns:mc="http://schemas.openxmlformats.org/markup-compatibility/2006" xmlns:o="urn:schemas-microsoft-com:office:office" xmlns:r="http://schemas.openxmlformats.org/officeDocument/2006/relationships" xmlns:m="http://schemas.openxmlformats.org/officeDocument/2006/math" xmlns:v="urn:schemas-microsoft-com:vml" xmlns:wp14="http://schemas.microsoft.com/office/word/2010/wordprocessingDrawing" xmlns:wp="http://schemas.openxmlformats.org/drawingml/2006/wordprocessingDrawing" xmlns:w10="urn:schemas-microsoft-com:office:word" xmlns:w="http://schemas.openxmlformats.org/wordprocessingml/2006/main" xmlns:w14="http://schemas.microsoft.com/office/word/2010/wordml" xmlns:w15="http://schemas.microsoft.com/office/word/2012/wordml" xmlns:wpg="http://schemas.microsoft.com/office/word/2010/wordprocessingGroup" xmlns:wpi="http://schemas.microsoft.com/office/word/2010/wordprocessingInk" xmlns:wne="http://schemas.microsoft.com/office/word/2006/wordml" xmlns:wps="http://schemas.microsoft.com/office/word/2010/wordprocessingShape" mc:Ignorable="w14 w15 wp14">
-  <w:abstractNum w:abstractNumId="0">
+<w:numbering xmlns:wpc="http://schemas.microsoft.com/office/word/2010/wordprocessingCanvas" xmlns:cx="http://schemas.microsoft.com/office/drawing/2014/chartex" xmlns:cx1="http://schemas.microsoft.com/office/drawing/2015/9/8/chartex" xmlns:cx2="http://schemas.microsoft.com/office/drawing/2015/10/21/chartex" xmlns:cx3="http://schemas.microsoft.com/office/drawing/2016/5/9/chartex" xmlns:cx4="http://schemas.microsoft.com/office/drawing/2016/5/10/chartex" xmlns:cx5="http://schemas.microsoft.com/office/drawing/2016/5/11/chartex" xmlns:cx6="http://schemas.microsoft.com/office/drawing/2016/5/12/chartex" xmlns:cx7="http://schemas.microsoft.com/office/drawing/2016/5/13/chartex" xmlns:cx8="http://schemas.microsoft.com/office/drawing/2016/5/14/chartex" xmlns:mc="http://schemas.openxmlformats.org/markup-compatibility/2006" xmlns:aink="http://schemas.microsoft.com/office/drawing/2016/ink" xmlns:am3d="http://schemas.microsoft.com/office/drawing/2017/model3d" xmlns:o="urn:schemas-microsoft-com:office:office" xmlns:r="http://schemas.openxmlformats.org/officeDocument/2006/relationships" xmlns:m="http://schemas.openxmlformats.org/officeDocument/2006/math" xmlns:v="urn:schemas-microsoft-com:vml" xmlns:wp14="http://schemas.microsoft.com/office/word/2010/wordprocessingDrawing" xmlns:wp="http://schemas.openxmlformats.org/drawingml/2006/wordprocessingDrawing" xmlns:w10="urn:schemas-microsoft-com:office:word" xmlns:w="http://schemas.openxmlformats.org/wordprocessingml/2006/main" xmlns:w14="http://schemas.microsoft.com/office/word/2010/wordml" xmlns:w15="http://schemas.microsoft.com/office/word/2012/wordml" xmlns:w16cid="http://schemas.microsoft.com/office/word/2016/wordml/cid" xmlns:w16se="http://schemas.microsoft.com/office/word/2015/wordml/symex" xmlns:wpg="http://schemas.microsoft.com/office/word/2010/wordprocessingGroup" xmlns:wpi="http://schemas.microsoft.com/office/word/2010/wordprocessingInk" xmlns:wne="http://schemas.microsoft.com/office/word/2006/wordml" xmlns:wps="http://schemas.microsoft.com/office/word/2010/wordprocessingShape" mc:Ignorable="w14 w15 w16se w16cid wp14">
+  <w:abstractNum w:abstractNumId="0" w15:restartNumberingAfterBreak="0">
     <w:nsid w:val="059E1BFA"/>
     <w:multiLevelType w:val="hybridMultilevel"/>
     <w:tmpl w:val="DF344F42"/>
@@ -1684,7 +1664,7 @@
       </w:rPr>
     </w:lvl>
   </w:abstractNum>
-  <w:abstractNum w:abstractNumId="1">
+  <w:abstractNum w:abstractNumId="1" w15:restartNumberingAfterBreak="0">
     <w:nsid w:val="063557AA"/>
     <w:multiLevelType w:val="hybridMultilevel"/>
     <w:tmpl w:val="D45AFC4C"/>
@@ -1797,7 +1777,7 @@
       </w:rPr>
     </w:lvl>
   </w:abstractNum>
-  <w:abstractNum w:abstractNumId="2">
+  <w:abstractNum w:abstractNumId="2" w15:restartNumberingAfterBreak="0">
     <w:nsid w:val="123060DD"/>
     <w:multiLevelType w:val="hybridMultilevel"/>
     <w:tmpl w:val="CA84BE70"/>
@@ -1909,7 +1889,7 @@
       </w:rPr>
     </w:lvl>
   </w:abstractNum>
-  <w:abstractNum w:abstractNumId="3">
+  <w:abstractNum w:abstractNumId="3" w15:restartNumberingAfterBreak="0">
     <w:nsid w:val="18DC5A0C"/>
     <w:multiLevelType w:val="hybridMultilevel"/>
     <w:tmpl w:val="912607FA"/>
@@ -2022,7 +2002,7 @@
       </w:rPr>
     </w:lvl>
   </w:abstractNum>
-  <w:abstractNum w:abstractNumId="4">
+  <w:abstractNum w:abstractNumId="4" w15:restartNumberingAfterBreak="0">
     <w:nsid w:val="28893E37"/>
     <w:multiLevelType w:val="hybridMultilevel"/>
     <w:tmpl w:val="0F9AC3B4"/>
@@ -2135,7 +2115,7 @@
       </w:rPr>
     </w:lvl>
   </w:abstractNum>
-  <w:abstractNum w:abstractNumId="5">
+  <w:abstractNum w:abstractNumId="5" w15:restartNumberingAfterBreak="0">
     <w:nsid w:val="312E7A43"/>
     <w:multiLevelType w:val="hybridMultilevel"/>
     <w:tmpl w:val="6C0EED18"/>
@@ -2248,7 +2228,7 @@
       </w:rPr>
     </w:lvl>
   </w:abstractNum>
-  <w:abstractNum w:abstractNumId="6">
+  <w:abstractNum w:abstractNumId="6" w15:restartNumberingAfterBreak="0">
     <w:nsid w:val="503A0964"/>
     <w:multiLevelType w:val="hybridMultilevel"/>
     <w:tmpl w:val="E2B4A832"/>
@@ -2361,7 +2341,7 @@
       </w:rPr>
     </w:lvl>
   </w:abstractNum>
-  <w:abstractNum w:abstractNumId="7">
+  <w:abstractNum w:abstractNumId="7" w15:restartNumberingAfterBreak="0">
     <w:nsid w:val="5A35638B"/>
     <w:multiLevelType w:val="hybridMultilevel"/>
     <w:tmpl w:val="25AC9A38"/>
@@ -2474,7 +2454,7 @@
       </w:rPr>
     </w:lvl>
   </w:abstractNum>
-  <w:abstractNum w:abstractNumId="8">
+  <w:abstractNum w:abstractNumId="8" w15:restartNumberingAfterBreak="0">
     <w:nsid w:val="61EA22FF"/>
     <w:multiLevelType w:val="hybridMultilevel"/>
     <w:tmpl w:val="8CB6978A"/>
@@ -2587,7 +2567,7 @@
       </w:rPr>
     </w:lvl>
   </w:abstractNum>
-  <w:abstractNum w:abstractNumId="9">
+  <w:abstractNum w:abstractNumId="9" w15:restartNumberingAfterBreak="0">
     <w:nsid w:val="68332BCA"/>
     <w:multiLevelType w:val="hybridMultilevel"/>
     <w:tmpl w:val="65C46E0A"/>
@@ -2733,7 +2713,7 @@
 </file>
 
 <file path=word/styles.xml><?xml version="1.0" encoding="utf-8"?>
-<w:styles xmlns:mc="http://schemas.openxmlformats.org/markup-compatibility/2006" xmlns:r="http://schemas.openxmlformats.org/officeDocument/2006/relationships" xmlns:w="http://schemas.openxmlformats.org/wordprocessingml/2006/main" xmlns:w14="http://schemas.microsoft.com/office/word/2010/wordml" xmlns:w15="http://schemas.microsoft.com/office/word/2012/wordml" mc:Ignorable="w14 w15">
+<w:styles xmlns:mc="http://schemas.openxmlformats.org/markup-compatibility/2006" xmlns:r="http://schemas.openxmlformats.org/officeDocument/2006/relationships" xmlns:w="http://schemas.openxmlformats.org/wordprocessingml/2006/main" xmlns:w14="http://schemas.microsoft.com/office/word/2010/wordml" xmlns:w15="http://schemas.microsoft.com/office/word/2012/wordml" xmlns:w16cid="http://schemas.microsoft.com/office/word/2016/wordml/cid" xmlns:w16se="http://schemas.microsoft.com/office/word/2015/wordml/symex" mc:Ignorable="w14 w15 w16se w16cid">
   <w:docDefaults>
     <w:rPrDefault>
       <w:rPr>
@@ -2749,7 +2729,7 @@
       </w:pPr>
     </w:pPrDefault>
   </w:docDefaults>
-  <w:latentStyles w:defLockedState="0" w:defUIPriority="99" w:defSemiHidden="0" w:defUnhideWhenUsed="0" w:defQFormat="0" w:count="371">
+  <w:latentStyles w:defLockedState="0" w:defUIPriority="99" w:defSemiHidden="0" w:defUnhideWhenUsed="0" w:defQFormat="0" w:count="375">
     <w:lsdException w:name="Normal" w:uiPriority="0" w:qFormat="1"/>
     <w:lsdException w:name="heading 1" w:uiPriority="9" w:qFormat="1"/>
     <w:lsdException w:name="heading 2" w:semiHidden="1" w:uiPriority="9" w:unhideWhenUsed="1" w:qFormat="1"/>
@@ -2855,7 +2835,6 @@
     <w:lsdException w:name="HTML Sample" w:semiHidden="1" w:unhideWhenUsed="1"/>
     <w:lsdException w:name="HTML Typewriter" w:semiHidden="1" w:unhideWhenUsed="1"/>
     <w:lsdException w:name="HTML Variable" w:semiHidden="1" w:unhideWhenUsed="1"/>
-    <w:lsdException w:name="Normal Table" w:semiHidden="1" w:unhideWhenUsed="1"/>
     <w:lsdException w:name="annotation subject" w:semiHidden="1" w:unhideWhenUsed="1"/>
     <w:lsdException w:name="No List" w:semiHidden="1" w:unhideWhenUsed="1"/>
     <w:lsdException w:name="Outline List 1" w:semiHidden="1" w:unhideWhenUsed="1"/>
@@ -2899,10 +2878,8 @@
     <w:lsdException w:name="Table Elegant" w:semiHidden="1" w:unhideWhenUsed="1"/>
     <w:lsdException w:name="Table Professional" w:semiHidden="1" w:unhideWhenUsed="1"/>
     <w:lsdException w:name="Table Subtle 1" w:semiHidden="1" w:unhideWhenUsed="1"/>
-    <w:lsdException w:name="Table Subtle 2" w:semiHidden="1" w:unhideWhenUsed="1"/>
     <w:lsdException w:name="Table Web 1" w:semiHidden="1" w:unhideWhenUsed="1"/>
     <w:lsdException w:name="Table Web 2" w:semiHidden="1" w:unhideWhenUsed="1"/>
-    <w:lsdException w:name="Table Web 3" w:semiHidden="1" w:unhideWhenUsed="1"/>
     <w:lsdException w:name="Balloon Text" w:semiHidden="1" w:unhideWhenUsed="1"/>
     <w:lsdException w:name="Table Grid" w:uiPriority="39"/>
     <w:lsdException w:name="Table Theme" w:semiHidden="1" w:unhideWhenUsed="1"/>
@@ -3121,6 +3098,10 @@
     <w:lsdException w:name="List Table 5 Dark Accent 6" w:uiPriority="50"/>
     <w:lsdException w:name="List Table 6 Colorful Accent 6" w:uiPriority="51"/>
     <w:lsdException w:name="List Table 7 Colorful Accent 6" w:uiPriority="52"/>
+    <w:lsdException w:name="Mention" w:semiHidden="1" w:unhideWhenUsed="1"/>
+    <w:lsdException w:name="Smart Hyperlink" w:semiHidden="1" w:unhideWhenUsed="1"/>
+    <w:lsdException w:name="Hashtag" w:semiHidden="1" w:unhideWhenUsed="1"/>
+    <w:lsdException w:name="Unresolved Mention" w:semiHidden="1" w:unhideWhenUsed="1"/>
   </w:latentStyles>
   <w:style w:type="paragraph" w:default="1" w:styleId="Normal">
     <w:name w:val="Normal"/>
